--- a/Docs/Design/Character/시모츠키 미유키 캐릭터 템플릿.docx
+++ b/Docs/Design/Character/시모츠키 미유키 캐릭터 템플릿.docx
@@ -1,6 +1,6 @@
 
 <file path=word/document.xml><?xml version="1.0" encoding="utf-8"?>
-<w:document xmlns:wpc="http://schemas.microsoft.com/office/word/2010/wordprocessingCanvas" xmlns:cx="http://schemas.microsoft.com/office/drawing/2014/chartex" xmlns:cx1="http://schemas.microsoft.com/office/drawing/2015/9/8/chartex" xmlns:cx2="http://schemas.microsoft.com/office/drawing/2015/10/21/chartex" xmlns:cx3="http://schemas.microsoft.com/office/drawing/2016/5/9/chartex" xmlns:cx4="http://schemas.microsoft.com/office/drawing/2016/5/10/chartex" xmlns:cx5="http://schemas.microsoft.com/office/drawing/2016/5/11/chartex" xmlns:cx6="http://schemas.microsoft.com/office/drawing/2016/5/12/chartex" xmlns:cx7="http://schemas.microsoft.com/office/drawing/2016/5/13/chartex" xmlns:cx8="http://schemas.microsoft.com/office/drawing/2016/5/14/chartex" xmlns:mc="http://schemas.openxmlformats.org/markup-compatibility/2006" xmlns:aink="http://schemas.microsoft.com/office/drawing/2016/ink" xmlns:am3d="http://schemas.microsoft.com/office/drawing/2017/model3d" xmlns:o="urn:schemas-microsoft-com:office:office" xmlns:oel="http://schemas.microsoft.com/office/2019/extlst" xmlns:r="http://schemas.openxmlformats.org/officeDocument/2006/relationships" xmlns:m="http://schemas.openxmlformats.org/officeDocument/2006/math" xmlns:v="urn:schemas-microsoft-com:vml" xmlns:wp14="http://schemas.microsoft.com/office/word/2010/wordprocessingDrawing" xmlns:wp="http://schemas.openxmlformats.org/drawingml/2006/wordprocessingDrawing" xmlns:w10="urn:schemas-microsoft-com:office:word" xmlns:w="http://schemas.openxmlformats.org/wordprocessingml/2006/main" xmlns:w14="http://schemas.microsoft.com/office/word/2010/wordml" xmlns:w15="http://schemas.microsoft.com/office/word/2012/wordml" xmlns:w16cei="http://schemas.microsoft.com/office/word/2026/wordml/cei" xmlns:w16cex="http://schemas.microsoft.com/office/word/2018/wordml/cex" xmlns:w16cid="http://schemas.microsoft.com/office/word/2016/wordml/cid" xmlns:w16="http://schemas.microsoft.com/office/word/2018/wordml" xmlns:w16du="http://schemas.microsoft.com/office/word/2023/wordml/word16du" xmlns:w16sdtdh="http://schemas.microsoft.com/office/word/2020/wordml/sdtdatahash" xmlns:w16sdtfl="http://schemas.microsoft.com/office/word/2024/wordml/sdtformatlock" xmlns:w16se="http://schemas.microsoft.com/office/word/2015/wordml/symex" xmlns:wpg="http://schemas.microsoft.com/office/word/2010/wordprocessingGroup" xmlns:wpi="http://schemas.microsoft.com/office/word/2010/wordprocessingInk" xmlns:wne="http://schemas.microsoft.com/office/word/2006/wordml" xmlns:wps="http://schemas.microsoft.com/office/word/2010/wordprocessingShape" mc:Ignorable="w14 w15 w16se w16cid w16 w16cex w16sdtdh w16sdtfl w16du wp14">
+<w:document xmlns:wpc="http://schemas.microsoft.com/office/word/2010/wordprocessingCanvas" xmlns:cx="http://schemas.microsoft.com/office/drawing/2014/chartex" xmlns:cx1="http://schemas.microsoft.com/office/drawing/2015/9/8/chartex" xmlns:cx2="http://schemas.microsoft.com/office/drawing/2015/10/21/chartex" xmlns:cx3="http://schemas.microsoft.com/office/drawing/2016/5/9/chartex" xmlns:cx4="http://schemas.microsoft.com/office/drawing/2016/5/10/chartex" xmlns:cx5="http://schemas.microsoft.com/office/drawing/2016/5/11/chartex" xmlns:cx6="http://schemas.microsoft.com/office/drawing/2016/5/12/chartex" xmlns:cx7="http://schemas.microsoft.com/office/drawing/2016/5/13/chartex" xmlns:cx8="http://schemas.microsoft.com/office/drawing/2016/5/14/chartex" xmlns:mc="http://schemas.openxmlformats.org/markup-compatibility/2006" xmlns:aink="http://schemas.microsoft.com/office/drawing/2016/ink" xmlns:am3d="http://schemas.microsoft.com/office/drawing/2017/model3d" xmlns:o="urn:schemas-microsoft-com:office:office" xmlns:oel="http://schemas.microsoft.com/office/2019/extlst" xmlns:r="http://schemas.openxmlformats.org/officeDocument/2006/relationships" xmlns:m="http://schemas.openxmlformats.org/officeDocument/2006/math" xmlns:v="urn:schemas-microsoft-com:vml" xmlns:wp14="http://schemas.microsoft.com/office/word/2010/wordprocessingDrawing" xmlns:wp="http://schemas.openxmlformats.org/drawingml/2006/wordprocessingDrawing" xmlns:w10="urn:schemas-microsoft-com:office:word" xmlns:w="http://schemas.openxmlformats.org/wordprocessingml/2006/main" xmlns:w14="http://schemas.microsoft.com/office/word/2010/wordml" xmlns:w15="http://schemas.microsoft.com/office/word/2012/wordml" xmlns:w16cex="http://schemas.microsoft.com/office/word/2018/wordml/cex" xmlns:w16cid="http://schemas.microsoft.com/office/word/2016/wordml/cid" xmlns:w16="http://schemas.microsoft.com/office/word/2018/wordml" xmlns:w16du="http://schemas.microsoft.com/office/word/2023/wordml/word16du" xmlns:w16sdtdh="http://schemas.microsoft.com/office/word/2020/wordml/sdtdatahash" xmlns:w16sdtfl="http://schemas.microsoft.com/office/word/2024/wordml/sdtformatlock" xmlns:w16se="http://schemas.microsoft.com/office/word/2015/wordml/symex" xmlns:wpg="http://schemas.microsoft.com/office/word/2010/wordprocessingGroup" xmlns:wpi="http://schemas.microsoft.com/office/word/2010/wordprocessingInk" xmlns:wne="http://schemas.microsoft.com/office/word/2006/wordml" xmlns:wps="http://schemas.microsoft.com/office/word/2010/wordprocessingShape" mc:Ignorable="w14 w15 w16se w16cid w16 w16cex w16sdtdh w16sdtfl w16du wp14">
   <w:body>
     <w:p>
       <w:pPr>
@@ -9,28 +9,12 @@
           <w:bCs/>
         </w:rPr>
       </w:pPr>
-      <w:proofErr w:type="spellStart"/>
-      <w:r>
-        <w:rPr>
-          <w:b/>
-          <w:bCs/>
-        </w:rPr>
-        <w:t>시모츠키</w:t>
-      </w:r>
-      <w:proofErr w:type="spellEnd"/>
-      <w:r>
-        <w:rPr>
-          <w:b/>
-          <w:bCs/>
-        </w:rPr>
-        <w:t xml:space="preserve"> 미유키</w:t>
-      </w:r>
-      <w:r>
-        <w:rPr>
-          <w:b/>
-          <w:bCs/>
-        </w:rPr>
-        <w:t xml:space="preserve"> </w:t>
+      <w:r>
+        <w:rPr>
+          <w:b/>
+          <w:bCs/>
+        </w:rPr>
+        <w:t xml:space="preserve">시모츠키 미유키 </w:t>
       </w:r>
       <w:r>
         <w:rPr>
@@ -43,7 +27,6 @@
     <w:p>
       <w:pPr>
         <w:rPr>
-          <w:rFonts w:hint="eastAsia"/>
           <w:b/>
           <w:bCs/>
         </w:rPr>
@@ -153,21 +136,12 @@
             <w:hideMark/>
           </w:tcPr>
           <w:p>
-            <w:proofErr w:type="spellStart"/>
-            <w:r>
-              <w:rPr>
-                <w:b/>
-                <w:bCs/>
-              </w:rPr>
-              <w:t>시모츠키</w:t>
-            </w:r>
-            <w:proofErr w:type="spellEnd"/>
-            <w:r>
-              <w:rPr>
-                <w:b/>
-                <w:bCs/>
-              </w:rPr>
-              <w:t xml:space="preserve"> 미유키</w:t>
+            <w:r>
+              <w:rPr>
+                <w:b/>
+                <w:bCs/>
+              </w:rPr>
+              <w:t>시모츠키 미유키</w:t>
             </w:r>
             <w:r>
               <w:rPr>
@@ -210,19 +184,11 @@
             <w:hideMark/>
           </w:tcPr>
           <w:p>
-            <w:proofErr w:type="spellStart"/>
             <w:r>
               <w:rPr>
                 <w:rFonts w:hint="eastAsia"/>
               </w:rPr>
-              <w:t>설녀</w:t>
-            </w:r>
-            <w:proofErr w:type="spellEnd"/>
-            <w:r>
-              <w:rPr>
-                <w:rFonts w:hint="eastAsia"/>
-              </w:rPr>
-              <w:t xml:space="preserve"> </w:t>
+              <w:t xml:space="preserve">설녀 </w:t>
             </w:r>
             <w:r>
               <w:t>소녀</w:t>
@@ -282,11 +248,9 @@
             <w:hideMark/>
           </w:tcPr>
           <w:p>
-            <w:proofErr w:type="spellStart"/>
             <w:r>
               <w:t>트릭스터</w:t>
             </w:r>
-            <w:proofErr w:type="spellEnd"/>
           </w:p>
         </w:tc>
       </w:tr>
@@ -313,13 +277,8 @@
             <w:hideMark/>
           </w:tcPr>
           <w:p>
-            <w:proofErr w:type="spellStart"/>
-            <w:r>
-              <w:t>물속성</w:t>
-            </w:r>
-            <w:proofErr w:type="spellEnd"/>
-            <w:r>
-              <w:t xml:space="preserve"> 공격형 서포터</w:t>
+            <w:r>
+              <w:t>물속성 공격형 서포터</w:t>
             </w:r>
           </w:p>
         </w:tc>
@@ -406,15 +365,7 @@
           </w:tcPr>
           <w:p>
             <w:r>
-              <w:t xml:space="preserve">파티 </w:t>
-            </w:r>
-            <w:proofErr w:type="spellStart"/>
-            <w:r>
-              <w:t>물속성</w:t>
-            </w:r>
-            <w:proofErr w:type="spellEnd"/>
-            <w:r>
-              <w:t xml:space="preserve"> 피해 증가</w:t>
+              <w:t>파티 물속성 피해 증가</w:t>
             </w:r>
           </w:p>
         </w:tc>
@@ -471,13 +422,8 @@
             <w:hideMark/>
           </w:tcPr>
           <w:p>
-            <w:proofErr w:type="spellStart"/>
-            <w:r>
-              <w:t>물속성</w:t>
-            </w:r>
-            <w:proofErr w:type="spellEnd"/>
-            <w:r>
-              <w:t xml:space="preserve"> 캐릭터 중 가장 왼쪽</w:t>
+            <w:r>
+              <w:t>물속성 캐릭터 중 가장 왼쪽</w:t>
             </w:r>
           </w:p>
         </w:tc>
@@ -502,17 +448,8 @@
           <w:b/>
           <w:bCs/>
         </w:rPr>
-        <w:t xml:space="preserve">2. 기본 </w:t>
-      </w:r>
-      <w:proofErr w:type="spellStart"/>
-      <w:r>
-        <w:rPr>
-          <w:b/>
-          <w:bCs/>
-        </w:rPr>
-        <w:t>스탯</w:t>
-      </w:r>
-      <w:proofErr w:type="spellEnd"/>
+        <w:t>2. 기본 스탯</w:t>
+      </w:r>
     </w:p>
     <w:tbl>
       <w:tblPr>
@@ -844,41 +781,17 @@
           <w:bCs/>
         </w:rPr>
       </w:pPr>
-      <w:proofErr w:type="spellStart"/>
-      <w:r>
-        <w:rPr>
-          <w:b/>
-          <w:bCs/>
-        </w:rPr>
-        <w:t>설향진경</w:t>
-      </w:r>
-      <w:proofErr w:type="spellEnd"/>
-      <w:r>
-        <w:rPr>
-          <w:b/>
-          <w:bCs/>
-        </w:rPr>
-        <w:t xml:space="preserve"> </w:t>
-      </w:r>
-      <w:r>
-        <w:rPr>
-          <w:b/>
-          <w:bCs/>
-        </w:rPr>
-        <w:t>Realm of Frozen Scents</w:t>
+      <w:r>
+        <w:rPr>
+          <w:b/>
+          <w:bCs/>
+        </w:rPr>
+        <w:t>설향진경 Realm of Frozen Scents</w:t>
       </w:r>
     </w:p>
     <w:p>
       <w:r>
-        <w:t xml:space="preserve">파티에 편성되어 있으면 파티 전체의 </w:t>
-      </w:r>
-      <w:proofErr w:type="spellStart"/>
-      <w:r>
-        <w:t>물속성</w:t>
-      </w:r>
-      <w:proofErr w:type="spellEnd"/>
-      <w:r>
-        <w:t xml:space="preserve"> 피해가 </w:t>
+        <w:t xml:space="preserve">파티에 편성되어 있으면 파티 전체의 물속성 피해가 </w:t>
       </w:r>
       <w:r>
         <w:rPr>
@@ -968,13 +881,8 @@
             <w:hideMark/>
           </w:tcPr>
           <w:p>
-            <w:proofErr w:type="spellStart"/>
-            <w:r>
-              <w:t>물속성</w:t>
-            </w:r>
-            <w:proofErr w:type="spellEnd"/>
-            <w:r>
-              <w:t xml:space="preserve"> 피해 증가</w:t>
+            <w:r>
+              <w:t>물속성 피해 증가</w:t>
             </w:r>
           </w:p>
         </w:tc>
@@ -1073,15 +981,7 @@
           </w:tcPr>
           <w:p>
             <w:r>
-              <w:t xml:space="preserve">모든 아군의 </w:t>
-            </w:r>
-            <w:proofErr w:type="spellStart"/>
-            <w:r>
-              <w:t>물속성</w:t>
-            </w:r>
-            <w:proofErr w:type="spellEnd"/>
-            <w:r>
-              <w:t xml:space="preserve"> 피해</w:t>
+              <w:t>모든 아군의 물속성 피해</w:t>
             </w:r>
           </w:p>
         </w:tc>
@@ -1138,13 +1038,8 @@
             <w:hideMark/>
           </w:tcPr>
           <w:p>
-            <w:proofErr w:type="spellStart"/>
-            <w:r>
-              <w:t>물속성</w:t>
-            </w:r>
-            <w:proofErr w:type="spellEnd"/>
-            <w:r>
-              <w:t xml:space="preserve"> 피해 증가</w:t>
+            <w:r>
+              <w:t>물속성 피해 증가</w:t>
             </w:r>
           </w:p>
         </w:tc>
@@ -1183,15 +1078,7 @@
         </w:numPr>
       </w:pPr>
       <w:r>
-        <w:t xml:space="preserve">5매칭의 </w:t>
-      </w:r>
-      <w:proofErr w:type="spellStart"/>
-      <w:r>
-        <w:t>물속성</w:t>
-      </w:r>
-      <w:proofErr w:type="spellEnd"/>
-      <w:r>
-        <w:t xml:space="preserve"> 피해 증가</w:t>
+        <w:t>5매칭의 물속성 피해 증가</w:t>
       </w:r>
     </w:p>
     <w:p>
@@ -1202,15 +1089,7 @@
         </w:numPr>
       </w:pPr>
       <w:r>
-        <w:t xml:space="preserve">유물의 </w:t>
-      </w:r>
-      <w:proofErr w:type="spellStart"/>
-      <w:r>
-        <w:t>물속성</w:t>
-      </w:r>
-      <w:proofErr w:type="spellEnd"/>
-      <w:r>
-        <w:t xml:space="preserve"> 피해 증가</w:t>
+        <w:t>유물의 물속성 피해 증가</w:t>
       </w:r>
     </w:p>
     <w:p>
@@ -1221,15 +1100,7 @@
         </w:numPr>
       </w:pPr>
       <w:r>
-        <w:t xml:space="preserve">다른 캐릭터의 </w:t>
-      </w:r>
-      <w:proofErr w:type="spellStart"/>
-      <w:r>
-        <w:t>물속성</w:t>
-      </w:r>
-      <w:proofErr w:type="spellEnd"/>
-      <w:r>
-        <w:t xml:space="preserve"> 피해 증가</w:t>
+        <w:t>다른 캐릭터의 물속성 피해 증가</w:t>
       </w:r>
     </w:p>
     <w:p>
@@ -1257,7 +1128,6 @@
     <w:p>
       <w:pPr>
         <w:rPr>
-          <w:rFonts w:hint="eastAsia"/>
           <w:b/>
           <w:bCs/>
         </w:rPr>
@@ -1294,15 +1164,7 @@
     </w:p>
     <w:p>
       <w:r>
-        <w:t xml:space="preserve">적에게 **ATK 55%**의 </w:t>
-      </w:r>
-      <w:proofErr w:type="spellStart"/>
-      <w:r>
-        <w:t>물속성</w:t>
-      </w:r>
-      <w:proofErr w:type="spellEnd"/>
-      <w:r>
-        <w:t xml:space="preserve"> 피해를 주고 물 원소 1개를 부착한다.</w:t>
+        <w:t>적에게 **ATK 55%**의 물속성 피해를 주고 물 원소 1개를 부착한다.</w:t>
       </w:r>
     </w:p>
     <w:tbl>
@@ -1499,7 +1361,6 @@
     <w:p>
       <w:pPr>
         <w:rPr>
-          <w:rFonts w:hint="eastAsia"/>
           <w:b/>
           <w:bCs/>
         </w:rPr>
@@ -1536,15 +1397,7 @@
     </w:p>
     <w:p>
       <w:r>
-        <w:t xml:space="preserve">적에게 **ATK 90%**의 </w:t>
-      </w:r>
-      <w:proofErr w:type="spellStart"/>
-      <w:r>
-        <w:t>물속성</w:t>
-      </w:r>
-      <w:proofErr w:type="spellEnd"/>
-      <w:r>
-        <w:t xml:space="preserve"> 피해를 주고 물 원소 2개를 부착한다.</w:t>
+        <w:t>적에게 **ATK 90%**의 물속성 피해를 주고 물 원소 2개를 부착한다.</w:t>
       </w:r>
     </w:p>
     <w:tbl>
@@ -1740,7 +1593,6 @@
     <w:p>
       <w:pPr>
         <w:rPr>
-          <w:rFonts w:hint="eastAsia"/>
           <w:b/>
           <w:bCs/>
         </w:rPr>
@@ -1752,7 +1604,6 @@
         </w:rPr>
         <w:t xml:space="preserve">5매칭 이상 — </w:t>
       </w:r>
-      <w:proofErr w:type="spellStart"/>
       <w:r>
         <w:rPr>
           <w:b/>
@@ -1760,7 +1611,6 @@
         </w:rPr>
         <w:t>만경빙화</w:t>
       </w:r>
-      <w:proofErr w:type="spellEnd"/>
       <w:r>
         <w:rPr>
           <w:rFonts w:hint="eastAsia"/>
@@ -1779,28 +1629,12 @@
     </w:p>
     <w:p>
       <w:r>
-        <w:t xml:space="preserve">적에게 **ATK 145%**의 </w:t>
-      </w:r>
-      <w:proofErr w:type="spellStart"/>
-      <w:r>
-        <w:t>물속성</w:t>
-      </w:r>
-      <w:proofErr w:type="spellEnd"/>
-      <w:r>
-        <w:t xml:space="preserve"> 피해를 주고 물 원소 3개를 부착한다.</w:t>
+        <w:t>적에게 **ATK 145%**의 물속성 피해를 주고 물 원소 3개를 부착한다.</w:t>
       </w:r>
     </w:p>
     <w:p>
       <w:r>
-        <w:t xml:space="preserve">추가로 2턴 동안 파티 전체의 </w:t>
-      </w:r>
-      <w:proofErr w:type="spellStart"/>
-      <w:r>
-        <w:t>물속성</w:t>
-      </w:r>
-      <w:proofErr w:type="spellEnd"/>
-      <w:r>
-        <w:t xml:space="preserve"> 피해를 </w:t>
+        <w:t xml:space="preserve">추가로 2턴 동안 파티 전체의 물속성 피해를 </w:t>
       </w:r>
       <w:r>
         <w:rPr>
@@ -1949,15 +1783,7 @@
           </w:tcPr>
           <w:p>
             <w:r>
-              <w:t xml:space="preserve">파티 </w:t>
-            </w:r>
-            <w:proofErr w:type="spellStart"/>
-            <w:r>
-              <w:t>물속성</w:t>
-            </w:r>
-            <w:proofErr w:type="spellEnd"/>
-            <w:r>
-              <w:t xml:space="preserve"> 피해 증가</w:t>
+              <w:t>파티 물속성 피해 증가</w:t>
             </w:r>
           </w:p>
         </w:tc>
@@ -2043,11 +1869,9 @@
             <w:hideMark/>
           </w:tcPr>
           <w:p>
-            <w:proofErr w:type="spellStart"/>
             <w:r>
               <w:t>재발동</w:t>
             </w:r>
-            <w:proofErr w:type="spellEnd"/>
           </w:p>
         </w:tc>
         <w:tc>
@@ -2139,15 +1963,7 @@
         </w:numPr>
       </w:pPr>
       <w:r>
-        <w:t xml:space="preserve">파티 </w:t>
-      </w:r>
-      <w:proofErr w:type="spellStart"/>
-      <w:r>
-        <w:t>물속성</w:t>
-      </w:r>
-      <w:proofErr w:type="spellEnd"/>
-      <w:r>
-        <w:t xml:space="preserve"> 피해 12% 증가</w:t>
+        <w:t>파티 물속성 피해 12% 증가</w:t>
       </w:r>
     </w:p>
     <w:p>
@@ -2158,15 +1974,7 @@
         </w:numPr>
       </w:pPr>
       <w:r>
-        <w:t xml:space="preserve">이후 행동하는 </w:t>
-      </w:r>
-      <w:proofErr w:type="spellStart"/>
-      <w:r>
-        <w:t>물속성</w:t>
-      </w:r>
-      <w:proofErr w:type="spellEnd"/>
-      <w:r>
-        <w:t xml:space="preserve"> 캐릭터부터 버프 적용</w:t>
+        <w:t>이후 행동하는 물속성 캐릭터부터 버프 적용</w:t>
       </w:r>
     </w:p>
     <w:p>
@@ -2240,7 +2048,6 @@
                 <w:bCs/>
               </w:rPr>
             </w:pPr>
-            <w:proofErr w:type="spellStart"/>
             <w:r>
               <w:rPr>
                 <w:b/>
@@ -2248,7 +2055,6 @@
               </w:rPr>
               <w:t>증가량</w:t>
             </w:r>
-            <w:proofErr w:type="spellEnd"/>
           </w:p>
         </w:tc>
       </w:tr>
@@ -2389,7 +2195,6 @@
           <w:bCs/>
         </w:rPr>
       </w:pPr>
-      <w:proofErr w:type="spellStart"/>
       <w:r>
         <w:rPr>
           <w:b/>
@@ -2397,7 +2202,6 @@
         </w:rPr>
         <w:t>환영설향</w:t>
       </w:r>
-      <w:proofErr w:type="spellEnd"/>
       <w:r>
         <w:rPr>
           <w:rFonts w:hint="eastAsia"/>
@@ -2496,11 +2300,9 @@
             <w:hideMark/>
           </w:tcPr>
           <w:p>
-            <w:proofErr w:type="spellStart"/>
             <w:r>
               <w:t>쿨타임</w:t>
             </w:r>
-            <w:proofErr w:type="spellEnd"/>
           </w:p>
         </w:tc>
         <w:tc>
@@ -2824,15 +2626,7 @@
         </w:numPr>
       </w:pPr>
       <w:r>
-        <w:t xml:space="preserve">무작위 </w:t>
-      </w:r>
-      <w:proofErr w:type="spellStart"/>
-      <w:r>
-        <w:t>비물속성</w:t>
-      </w:r>
-      <w:proofErr w:type="spellEnd"/>
-      <w:r>
-        <w:t xml:space="preserve"> 블록 4개 변환</w:t>
+        <w:t>무작위 비물속성 블록 4개 변환</w:t>
       </w:r>
     </w:p>
     <w:p>
@@ -3161,13 +2955,8 @@
             <w:hideMark/>
           </w:tcPr>
           <w:p>
-            <w:proofErr w:type="spellStart"/>
-            <w:r>
-              <w:t>물속성</w:t>
-            </w:r>
-            <w:proofErr w:type="spellEnd"/>
-            <w:r>
-              <w:t xml:space="preserve"> 피해 8% → 10%</w:t>
+            <w:r>
+              <w:t>물속성 피해 8% → 10%</w:t>
             </w:r>
           </w:p>
         </w:tc>
@@ -3208,15 +2997,7 @@
           </w:tcPr>
           <w:p>
             <w:r>
-              <w:t>3매칭 60</w:t>
-            </w:r>
-            <w:proofErr w:type="gramStart"/>
-            <w:r>
-              <w:t>% /</w:t>
-            </w:r>
-            <w:proofErr w:type="gramEnd"/>
-            <w:r>
-              <w:t xml:space="preserve"> 4매칭 100%</w:t>
+              <w:t>3매칭 60% / 4매칭 100%</w:t>
             </w:r>
           </w:p>
         </w:tc>
@@ -3332,7 +3113,6 @@
         </w:rPr>
         <w:t xml:space="preserve">1각성 — </w:t>
       </w:r>
-      <w:proofErr w:type="spellStart"/>
       <w:r>
         <w:rPr>
           <w:b/>
@@ -3340,7 +3120,6 @@
         </w:rPr>
         <w:t>설기연련</w:t>
       </w:r>
-      <w:proofErr w:type="spellEnd"/>
       <w:r>
         <w:rPr>
           <w:rFonts w:hint="eastAsia"/>
@@ -3757,15 +3536,7 @@
     </w:tbl>
     <w:p>
       <w:r>
-        <w:t xml:space="preserve">1·2각성이 모두 적용된 Lv.100 최종 기본 </w:t>
-      </w:r>
-      <w:proofErr w:type="spellStart"/>
-      <w:r>
-        <w:t>스탯</w:t>
-      </w:r>
-      <w:proofErr w:type="spellEnd"/>
-      <w:r>
-        <w:t>:</w:t>
+        <w:t>1·2각성이 모두 적용된 Lv.100 최종 기본 스탯:</w:t>
       </w:r>
     </w:p>
     <w:tbl>
@@ -4039,15 +3810,7 @@
           </w:tcPr>
           <w:p>
             <w:r>
-              <w:t xml:space="preserve">파티 </w:t>
-            </w:r>
-            <w:proofErr w:type="spellStart"/>
-            <w:r>
-              <w:t>물속성</w:t>
-            </w:r>
-            <w:proofErr w:type="spellEnd"/>
-            <w:r>
-              <w:t xml:space="preserve"> 피해 증가</w:t>
+              <w:t>파티 물속성 피해 증가</w:t>
             </w:r>
           </w:p>
         </w:tc>
@@ -4144,7 +3907,6 @@
                 <w:bCs/>
               </w:rPr>
             </w:pPr>
-            <w:proofErr w:type="spellStart"/>
             <w:r>
               <w:rPr>
                 <w:b/>
@@ -4152,7 +3914,6 @@
               </w:rPr>
               <w:t>증가량</w:t>
             </w:r>
-            <w:proofErr w:type="spellEnd"/>
           </w:p>
         </w:tc>
       </w:tr>
@@ -4275,28 +4036,12 @@
         </w:rPr>
         <w:t xml:space="preserve">4각성 — </w:t>
       </w:r>
-      <w:proofErr w:type="spellStart"/>
-      <w:r>
-        <w:rPr>
-          <w:b/>
-          <w:bCs/>
-        </w:rPr>
-        <w:t>빙화숙련</w:t>
-      </w:r>
-      <w:proofErr w:type="spellEnd"/>
-      <w:r>
-        <w:rPr>
-          <w:b/>
-          <w:bCs/>
-        </w:rPr>
-        <w:t xml:space="preserve"> </w:t>
-      </w:r>
-      <w:r>
-        <w:rPr>
-          <w:b/>
-          <w:bCs/>
-        </w:rPr>
-        <w:t>Mastery of Frost Flowers</w:t>
+      <w:r>
+        <w:rPr>
+          <w:b/>
+          <w:bCs/>
+        </w:rPr>
+        <w:t>빙화숙련 Mastery of Frost Flowers</w:t>
       </w:r>
     </w:p>
     <w:tbl>
@@ -4523,15 +4268,7 @@
     </w:tbl>
     <w:p>
       <w:r>
-        <w:t xml:space="preserve">물 원소 </w:t>
-      </w:r>
-      <w:proofErr w:type="spellStart"/>
-      <w:r>
-        <w:t>부착량과</w:t>
-      </w:r>
-      <w:proofErr w:type="spellEnd"/>
-      <w:r>
-        <w:t xml:space="preserve"> </w:t>
+        <w:t xml:space="preserve">물 원소 부착량과 </w:t>
       </w:r>
       <w:r>
         <w:rPr>
@@ -4540,15 +4277,7 @@
         <w:t>5매칭</w:t>
       </w:r>
       <w:r>
-        <w:t xml:space="preserve"> </w:t>
-      </w:r>
-      <w:proofErr w:type="spellStart"/>
-      <w:r>
-        <w:t>버프량은</w:t>
-      </w:r>
-      <w:proofErr w:type="spellEnd"/>
-      <w:r>
-        <w:t xml:space="preserve"> 증가하지 않는다.</w:t>
+        <w:t xml:space="preserve"> 버프량은 증가하지 않는다.</w:t>
       </w:r>
     </w:p>
     <w:p>
@@ -4782,21 +4511,12 @@
         </w:rPr>
         <w:t xml:space="preserve">6각성 — </w:t>
       </w:r>
-      <w:proofErr w:type="spellStart"/>
-      <w:r>
-        <w:rPr>
-          <w:b/>
-          <w:bCs/>
-        </w:rPr>
-        <w:t>빙각의</w:t>
-      </w:r>
-      <w:proofErr w:type="spellEnd"/>
-      <w:r>
-        <w:rPr>
-          <w:b/>
-          <w:bCs/>
-        </w:rPr>
-        <w:t xml:space="preserve"> 잔향</w:t>
+      <w:r>
+        <w:rPr>
+          <w:b/>
+          <w:bCs/>
+        </w:rPr>
+        <w:t>빙각의 잔향</w:t>
       </w:r>
       <w:r>
         <w:rPr>
@@ -4816,15 +4536,17 @@
     </w:p>
     <w:p>
       <w:r>
-        <w:t xml:space="preserve">블루 조커를 사용한 턴의 첫 번째 </w:t>
-      </w:r>
-      <w:proofErr w:type="spellStart"/>
-      <w:r>
-        <w:t>물속성</w:t>
-      </w:r>
-      <w:proofErr w:type="spellEnd"/>
-      <w:r>
-        <w:t xml:space="preserve"> 매칭이 적에게 물 원소 1개를 추가로 부착한다.</w:t>
+        <w:rPr>
+          <w:b/>
+          <w:bCs/>
+        </w:rPr>
+        <w:t>환영설향</w:t>
+      </w:r>
+      <w:r>
+        <w:t xml:space="preserve"> </w:t>
+      </w:r>
+      <w:r>
+        <w:t>를 사용한 턴의 첫 번째 물속성 매칭이 적에게 물 원소 1개를 추가로 부착한다.</w:t>
       </w:r>
     </w:p>
     <w:tbl>
@@ -5087,17 +4809,8 @@
           <w:b/>
           <w:bCs/>
         </w:rPr>
-        <w:t xml:space="preserve">매칭별 최종 </w:t>
-      </w:r>
-      <w:proofErr w:type="spellStart"/>
-      <w:r>
-        <w:rPr>
-          <w:b/>
-          <w:bCs/>
-        </w:rPr>
-        <w:t>부착량</w:t>
-      </w:r>
-      <w:proofErr w:type="spellEnd"/>
+        <w:t>매칭별 최종 부착량</w:t>
+      </w:r>
     </w:p>
     <w:tbl>
       <w:tblPr>
@@ -5488,15 +5201,7 @@
           </w:tcPr>
           <w:p>
             <w:r>
-              <w:t xml:space="preserve">파티 </w:t>
-            </w:r>
-            <w:proofErr w:type="spellStart"/>
-            <w:r>
-              <w:t>물속성</w:t>
-            </w:r>
-            <w:proofErr w:type="spellEnd"/>
-            <w:r>
-              <w:t xml:space="preserve"> 피해 10% 증가</w:t>
+              <w:t>파티 물속성 피해 10% 증가</w:t>
             </w:r>
           </w:p>
         </w:tc>
@@ -5583,15 +5288,7 @@
           </w:tcPr>
           <w:p>
             <w:r>
-              <w:t xml:space="preserve">ATK 145% 피해 + 물 원소 3개 + 2턴 </w:t>
-            </w:r>
-            <w:proofErr w:type="spellStart"/>
-            <w:r>
-              <w:t>물속성</w:t>
-            </w:r>
-            <w:proofErr w:type="spellEnd"/>
-            <w:r>
-              <w:t xml:space="preserve"> 피해 12% 증가</w:t>
+              <w:t>ATK 145% 피해 + 물 원소 3개 + 2턴 물속성 피해 12% 증가</w:t>
             </w:r>
           </w:p>
         </w:tc>
@@ -5619,13 +5316,8 @@
             <w:hideMark/>
           </w:tcPr>
           <w:p>
-            <w:proofErr w:type="spellStart"/>
-            <w:r>
-              <w:t>비물속성</w:t>
-            </w:r>
-            <w:proofErr w:type="spellEnd"/>
-            <w:r>
-              <w:t xml:space="preserve"> 일반 블록 5개를 무작위 물 블록으로 변환</w:t>
+            <w:r>
+              <w:t>비물속성 일반 블록 5개를 무작위 물 블록으로 변환</w:t>
             </w:r>
           </w:p>
         </w:tc>
@@ -5933,23 +5625,7 @@
           </w:tcPr>
           <w:p>
             <w:r>
-              <w:t>3매칭 70</w:t>
-            </w:r>
-            <w:proofErr w:type="gramStart"/>
-            <w:r>
-              <w:t>% /</w:t>
-            </w:r>
-            <w:proofErr w:type="gramEnd"/>
-            <w:r>
-              <w:t xml:space="preserve"> 4매칭 22</w:t>
-            </w:r>
-            <w:proofErr w:type="gramStart"/>
-            <w:r>
-              <w:t>% /</w:t>
-            </w:r>
-            <w:proofErr w:type="gramEnd"/>
-            <w:r>
-              <w:t xml:space="preserve"> 5매칭 8%</w:t>
+              <w:t>3매칭 70% / 4매칭 22% / 5매칭 8%</w:t>
             </w:r>
           </w:p>
         </w:tc>
@@ -6064,11 +5740,9 @@
             <w:hideMark/>
           </w:tcPr>
           <w:p>
-            <w:proofErr w:type="spellStart"/>
             <w:r>
               <w:t>미장착</w:t>
             </w:r>
-            <w:proofErr w:type="spellEnd"/>
           </w:p>
         </w:tc>
       </w:tr>
@@ -6095,11 +5769,9 @@
             <w:hideMark/>
           </w:tcPr>
           <w:p>
-            <w:proofErr w:type="spellStart"/>
             <w:r>
               <w:t>무상성</w:t>
             </w:r>
-            <w:proofErr w:type="spellEnd"/>
           </w:p>
         </w:tc>
       </w:tr>
@@ -6553,15 +6225,7 @@
         </w:numPr>
       </w:pPr>
       <w:r>
-        <w:t xml:space="preserve">블루 조커로 인한 전체 매칭 이벤트 </w:t>
-      </w:r>
-      <w:proofErr w:type="spellStart"/>
-      <w:r>
-        <w:t>증가량</w:t>
-      </w:r>
-      <w:proofErr w:type="spellEnd"/>
-      <w:r>
-        <w:t xml:space="preserve"> 목표: 8~12%</w:t>
+        <w:t>블루 조커로 인한 전체 매칭 이벤트 증가량 목표: 8~12%</w:t>
       </w:r>
     </w:p>
     <w:p>
@@ -6583,15 +6247,7 @@
         </w:numPr>
       </w:pPr>
       <w:r>
-        <w:t xml:space="preserve">물 원소 공급과 </w:t>
-      </w:r>
-      <w:proofErr w:type="spellStart"/>
-      <w:r>
-        <w:t>물속성</w:t>
-      </w:r>
-      <w:proofErr w:type="spellEnd"/>
-      <w:r>
-        <w:t xml:space="preserve"> 버프의 유도 피해를 별도로 기록</w:t>
+        <w:t>물 원소 공급과 물속성 버프의 유도 피해를 별도로 기록</w:t>
       </w:r>
     </w:p>
     <w:p>
@@ -6716,13 +6372,8 @@
             <w:hideMark/>
           </w:tcPr>
           <w:p>
-            <w:proofErr w:type="spellStart"/>
-            <w:r>
-              <w:t>물속성</w:t>
-            </w:r>
-            <w:proofErr w:type="spellEnd"/>
-            <w:r>
-              <w:t xml:space="preserve"> 피해 증가</w:t>
+            <w:r>
+              <w:t>물속성 피해 증가</w:t>
             </w:r>
           </w:p>
         </w:tc>
@@ -6751,15 +6402,7 @@
           </w:tcPr>
           <w:p>
             <w:r>
-              <w:t xml:space="preserve">액티브 </w:t>
-            </w:r>
-            <w:proofErr w:type="spellStart"/>
-            <w:r>
-              <w:t>쿨타임</w:t>
-            </w:r>
-            <w:proofErr w:type="spellEnd"/>
-            <w:r>
-              <w:t xml:space="preserve"> 관련 옵션</w:t>
+              <w:t>액티브 쿨타임 관련 옵션</w:t>
             </w:r>
           </w:p>
         </w:tc>
@@ -6882,35 +6525,14 @@
       </w:tr>
     </w:tbl>
     <w:p>
-      <w:pPr>
-        <w:rPr>
-          <w:rFonts w:hint="eastAsia"/>
-        </w:rPr>
-      </w:pPr>
-      <w:r>
-        <w:t xml:space="preserve">액티브 </w:t>
-      </w:r>
-      <w:proofErr w:type="spellStart"/>
-      <w:r>
-        <w:t>쿨타임</w:t>
-      </w:r>
-      <w:proofErr w:type="spellEnd"/>
-      <w:r>
-        <w:t xml:space="preserve"> 감소는 최소 </w:t>
-      </w:r>
-      <w:proofErr w:type="spellStart"/>
-      <w:r>
-        <w:t>쿨타임</w:t>
-      </w:r>
-      <w:proofErr w:type="spellEnd"/>
-      <w:r>
-        <w:t xml:space="preserve"> 4턴 제한을 적용한다.</w:t>
+      <w:r>
+        <w:t>액티브 쿨타임 감소는 최소 쿨타임 4턴 제한을 적용한다.</w:t>
       </w:r>
     </w:p>
     <w:p>
       <w:r>
         <w:pict w14:anchorId="31FDB303">
-          <v:rect id="_x0000_i1043" style="width:0;height:1.5pt" o:hralign="center" o:hrstd="t" o:hr="t" fillcolor="#a0a0a0" stroked="f"/>
+          <v:rect id="_x0000_i1041" style="width:0;height:1.5pt" o:hralign="center" o:hrstd="t" o:hr="t" fillcolor="#a0a0a0" stroked="f"/>
         </w:pict>
       </w:r>
     </w:p>
@@ -6931,39 +6553,7 @@
     </w:p>
     <w:p>
       <w:r>
-        <w:t xml:space="preserve">파티의 </w:t>
-      </w:r>
-      <w:proofErr w:type="spellStart"/>
-      <w:r>
-        <w:t>물속성</w:t>
-      </w:r>
-      <w:proofErr w:type="spellEnd"/>
-      <w:r>
-        <w:t xml:space="preserve"> 피해를 상시 8% 증가시키고, 매칭 단계에 따라 물 원소를 1·2·3개 부착하며, 8턴마다 </w:t>
-      </w:r>
-      <w:proofErr w:type="spellStart"/>
-      <w:r>
-        <w:t>비물속성</w:t>
-      </w:r>
-      <w:proofErr w:type="spellEnd"/>
-      <w:r>
-        <w:t xml:space="preserve"> 블록 4개를 물 블록으로 바꾸는 </w:t>
-      </w:r>
-      <w:proofErr w:type="spellStart"/>
-      <w:r>
-        <w:t>물속성</w:t>
-      </w:r>
-      <w:proofErr w:type="spellEnd"/>
-      <w:r>
-        <w:t xml:space="preserve"> </w:t>
-      </w:r>
-      <w:proofErr w:type="spellStart"/>
-      <w:r>
-        <w:t>트릭스터</w:t>
-      </w:r>
-      <w:proofErr w:type="spellEnd"/>
-      <w:r>
-        <w:t>.</w:t>
+        <w:t>파티의 물속성 피해를 상시 8% 증가시키고, 매칭 단계에 따라 물 원소를 1·2·3개 부착하며, 8턴마다 비물속성 블록 4개를 물 블록으로 바꾸는 물속성 트릭스터.</w:t>
       </w:r>
     </w:p>
     <w:p/>
@@ -6978,7 +6568,7 @@
 </file>
 
 <file path=word/endnotes.xml><?xml version="1.0" encoding="utf-8"?>
-<w:endnotes xmlns:wpc="http://schemas.microsoft.com/office/word/2010/wordprocessingCanvas" xmlns:cx="http://schemas.microsoft.com/office/drawing/2014/chartex" xmlns:cx1="http://schemas.microsoft.com/office/drawing/2015/9/8/chartex" xmlns:cx2="http://schemas.microsoft.com/office/drawing/2015/10/21/chartex" xmlns:cx3="http://schemas.microsoft.com/office/drawing/2016/5/9/chartex" xmlns:cx4="http://schemas.microsoft.com/office/drawing/2016/5/10/chartex" xmlns:cx5="http://schemas.microsoft.com/office/drawing/2016/5/11/chartex" xmlns:cx6="http://schemas.microsoft.com/office/drawing/2016/5/12/chartex" xmlns:cx7="http://schemas.microsoft.com/office/drawing/2016/5/13/chartex" xmlns:cx8="http://schemas.microsoft.com/office/drawing/2016/5/14/chartex" xmlns:mc="http://schemas.openxmlformats.org/markup-compatibility/2006" xmlns:aink="http://schemas.microsoft.com/office/drawing/2016/ink" xmlns:am3d="http://schemas.microsoft.com/office/drawing/2017/model3d" xmlns:o="urn:schemas-microsoft-com:office:office" xmlns:oel="http://schemas.microsoft.com/office/2019/extlst" xmlns:r="http://schemas.openxmlformats.org/officeDocument/2006/relationships" xmlns:m="http://schemas.openxmlformats.org/officeDocument/2006/math" xmlns:v="urn:schemas-microsoft-com:vml" xmlns:wp14="http://schemas.microsoft.com/office/word/2010/wordprocessingDrawing" xmlns:wp="http://schemas.openxmlformats.org/drawingml/2006/wordprocessingDrawing" xmlns:w10="urn:schemas-microsoft-com:office:word" xmlns:w="http://schemas.openxmlformats.org/wordprocessingml/2006/main" xmlns:w14="http://schemas.microsoft.com/office/word/2010/wordml" xmlns:w15="http://schemas.microsoft.com/office/word/2012/wordml" xmlns:w16cei="http://schemas.microsoft.com/office/word/2026/wordml/cei" xmlns:w16cex="http://schemas.microsoft.com/office/word/2018/wordml/cex" xmlns:w16cid="http://schemas.microsoft.com/office/word/2016/wordml/cid" xmlns:w16="http://schemas.microsoft.com/office/word/2018/wordml" xmlns:w16du="http://schemas.microsoft.com/office/word/2023/wordml/word16du" xmlns:w16sdtdh="http://schemas.microsoft.com/office/word/2020/wordml/sdtdatahash" xmlns:w16sdtfl="http://schemas.microsoft.com/office/word/2024/wordml/sdtformatlock" xmlns:w16se="http://schemas.microsoft.com/office/word/2015/wordml/symex" xmlns:wpg="http://schemas.microsoft.com/office/word/2010/wordprocessingGroup" xmlns:wpi="http://schemas.microsoft.com/office/word/2010/wordprocessingInk" xmlns:wne="http://schemas.microsoft.com/office/word/2006/wordml" xmlns:wps="http://schemas.microsoft.com/office/word/2010/wordprocessingShape" mc:Ignorable="w14 w15 w16se w16cid w16 w16cex w16sdtdh w16sdtfl w16du wp14">
+<w:endnotes xmlns:wpc="http://schemas.microsoft.com/office/word/2010/wordprocessingCanvas" xmlns:cx="http://schemas.microsoft.com/office/drawing/2014/chartex" xmlns:cx1="http://schemas.microsoft.com/office/drawing/2015/9/8/chartex" xmlns:cx2="http://schemas.microsoft.com/office/drawing/2015/10/21/chartex" xmlns:cx3="http://schemas.microsoft.com/office/drawing/2016/5/9/chartex" xmlns:cx4="http://schemas.microsoft.com/office/drawing/2016/5/10/chartex" xmlns:cx5="http://schemas.microsoft.com/office/drawing/2016/5/11/chartex" xmlns:cx6="http://schemas.microsoft.com/office/drawing/2016/5/12/chartex" xmlns:cx7="http://schemas.microsoft.com/office/drawing/2016/5/13/chartex" xmlns:cx8="http://schemas.microsoft.com/office/drawing/2016/5/14/chartex" xmlns:mc="http://schemas.openxmlformats.org/markup-compatibility/2006" xmlns:aink="http://schemas.microsoft.com/office/drawing/2016/ink" xmlns:am3d="http://schemas.microsoft.com/office/drawing/2017/model3d" xmlns:o="urn:schemas-microsoft-com:office:office" xmlns:oel="http://schemas.microsoft.com/office/2019/extlst" xmlns:r="http://schemas.openxmlformats.org/officeDocument/2006/relationships" xmlns:m="http://schemas.openxmlformats.org/officeDocument/2006/math" xmlns:v="urn:schemas-microsoft-com:vml" xmlns:wp14="http://schemas.microsoft.com/office/word/2010/wordprocessingDrawing" xmlns:wp="http://schemas.openxmlformats.org/drawingml/2006/wordprocessingDrawing" xmlns:w10="urn:schemas-microsoft-com:office:word" xmlns:w="http://schemas.openxmlformats.org/wordprocessingml/2006/main" xmlns:w14="http://schemas.microsoft.com/office/word/2010/wordml" xmlns:w15="http://schemas.microsoft.com/office/word/2012/wordml" xmlns:w16cex="http://schemas.microsoft.com/office/word/2018/wordml/cex" xmlns:w16cid="http://schemas.microsoft.com/office/word/2016/wordml/cid" xmlns:w16="http://schemas.microsoft.com/office/word/2018/wordml" xmlns:w16du="http://schemas.microsoft.com/office/word/2023/wordml/word16du" xmlns:w16sdtdh="http://schemas.microsoft.com/office/word/2020/wordml/sdtdatahash" xmlns:w16sdtfl="http://schemas.microsoft.com/office/word/2024/wordml/sdtformatlock" xmlns:w16se="http://schemas.microsoft.com/office/word/2015/wordml/symex" xmlns:wpg="http://schemas.microsoft.com/office/word/2010/wordprocessingGroup" xmlns:wpi="http://schemas.microsoft.com/office/word/2010/wordprocessingInk" xmlns:wne="http://schemas.microsoft.com/office/word/2006/wordml" xmlns:wps="http://schemas.microsoft.com/office/word/2010/wordprocessingShape" mc:Ignorable="w14 w15 w16se w16cid w16 w16cex w16sdtdh w16sdtfl w16du wp14">
   <w:endnote w:type="separator" w:id="-1">
     <w:p>
       <w:pPr>
@@ -7003,7 +6593,7 @@
 </file>
 
 <file path=word/footnotes.xml><?xml version="1.0" encoding="utf-8"?>
-<w:footnotes xmlns:wpc="http://schemas.microsoft.com/office/word/2010/wordprocessingCanvas" xmlns:cx="http://schemas.microsoft.com/office/drawing/2014/chartex" xmlns:cx1="http://schemas.microsoft.com/office/drawing/2015/9/8/chartex" xmlns:cx2="http://schemas.microsoft.com/office/drawing/2015/10/21/chartex" xmlns:cx3="http://schemas.microsoft.com/office/drawing/2016/5/9/chartex" xmlns:cx4="http://schemas.microsoft.com/office/drawing/2016/5/10/chartex" xmlns:cx5="http://schemas.microsoft.com/office/drawing/2016/5/11/chartex" xmlns:cx6="http://schemas.microsoft.com/office/drawing/2016/5/12/chartex" xmlns:cx7="http://schemas.microsoft.com/office/drawing/2016/5/13/chartex" xmlns:cx8="http://schemas.microsoft.com/office/drawing/2016/5/14/chartex" xmlns:mc="http://schemas.openxmlformats.org/markup-compatibility/2006" xmlns:aink="http://schemas.microsoft.com/office/drawing/2016/ink" xmlns:am3d="http://schemas.microsoft.com/office/drawing/2017/model3d" xmlns:o="urn:schemas-microsoft-com:office:office" xmlns:oel="http://schemas.microsoft.com/office/2019/extlst" xmlns:r="http://schemas.openxmlformats.org/officeDocument/2006/relationships" xmlns:m="http://schemas.openxmlformats.org/officeDocument/2006/math" xmlns:v="urn:schemas-microsoft-com:vml" xmlns:wp14="http://schemas.microsoft.com/office/word/2010/wordprocessingDrawing" xmlns:wp="http://schemas.openxmlformats.org/drawingml/2006/wordprocessingDrawing" xmlns:w10="urn:schemas-microsoft-com:office:word" xmlns:w="http://schemas.openxmlformats.org/wordprocessingml/2006/main" xmlns:w14="http://schemas.microsoft.com/office/word/2010/wordml" xmlns:w15="http://schemas.microsoft.com/office/word/2012/wordml" xmlns:w16cei="http://schemas.microsoft.com/office/word/2026/wordml/cei" xmlns:w16cex="http://schemas.microsoft.com/office/word/2018/wordml/cex" xmlns:w16cid="http://schemas.microsoft.com/office/word/2016/wordml/cid" xmlns:w16="http://schemas.microsoft.com/office/word/2018/wordml" xmlns:w16du="http://schemas.microsoft.com/office/word/2023/wordml/word16du" xmlns:w16sdtdh="http://schemas.microsoft.com/office/word/2020/wordml/sdtdatahash" xmlns:w16sdtfl="http://schemas.microsoft.com/office/word/2024/wordml/sdtformatlock" xmlns:w16se="http://schemas.microsoft.com/office/word/2015/wordml/symex" xmlns:wpg="http://schemas.microsoft.com/office/word/2010/wordprocessingGroup" xmlns:wpi="http://schemas.microsoft.com/office/word/2010/wordprocessingInk" xmlns:wne="http://schemas.microsoft.com/office/word/2006/wordml" xmlns:wps="http://schemas.microsoft.com/office/word/2010/wordprocessingShape" mc:Ignorable="w14 w15 w16se w16cid w16 w16cex w16sdtdh w16sdtfl w16du wp14">
+<w:footnotes xmlns:wpc="http://schemas.microsoft.com/office/word/2010/wordprocessingCanvas" xmlns:cx="http://schemas.microsoft.com/office/drawing/2014/chartex" xmlns:cx1="http://schemas.microsoft.com/office/drawing/2015/9/8/chartex" xmlns:cx2="http://schemas.microsoft.com/office/drawing/2015/10/21/chartex" xmlns:cx3="http://schemas.microsoft.com/office/drawing/2016/5/9/chartex" xmlns:cx4="http://schemas.microsoft.com/office/drawing/2016/5/10/chartex" xmlns:cx5="http://schemas.microsoft.com/office/drawing/2016/5/11/chartex" xmlns:cx6="http://schemas.microsoft.com/office/drawing/2016/5/12/chartex" xmlns:cx7="http://schemas.microsoft.com/office/drawing/2016/5/13/chartex" xmlns:cx8="http://schemas.microsoft.com/office/drawing/2016/5/14/chartex" xmlns:mc="http://schemas.openxmlformats.org/markup-compatibility/2006" xmlns:aink="http://schemas.microsoft.com/office/drawing/2016/ink" xmlns:am3d="http://schemas.microsoft.com/office/drawing/2017/model3d" xmlns:o="urn:schemas-microsoft-com:office:office" xmlns:oel="http://schemas.microsoft.com/office/2019/extlst" xmlns:r="http://schemas.openxmlformats.org/officeDocument/2006/relationships" xmlns:m="http://schemas.openxmlformats.org/officeDocument/2006/math" xmlns:v="urn:schemas-microsoft-com:vml" xmlns:wp14="http://schemas.microsoft.com/office/word/2010/wordprocessingDrawing" xmlns:wp="http://schemas.openxmlformats.org/drawingml/2006/wordprocessingDrawing" xmlns:w10="urn:schemas-microsoft-com:office:word" xmlns:w="http://schemas.openxmlformats.org/wordprocessingml/2006/main" xmlns:w14="http://schemas.microsoft.com/office/word/2010/wordml" xmlns:w15="http://schemas.microsoft.com/office/word/2012/wordml" xmlns:w16cex="http://schemas.microsoft.com/office/word/2018/wordml/cex" xmlns:w16cid="http://schemas.microsoft.com/office/word/2016/wordml/cid" xmlns:w16="http://schemas.microsoft.com/office/word/2018/wordml" xmlns:w16du="http://schemas.microsoft.com/office/word/2023/wordml/word16du" xmlns:w16sdtdh="http://schemas.microsoft.com/office/word/2020/wordml/sdtdatahash" xmlns:w16sdtfl="http://schemas.microsoft.com/office/word/2024/wordml/sdtformatlock" xmlns:w16se="http://schemas.microsoft.com/office/word/2015/wordml/symex" xmlns:wpg="http://schemas.microsoft.com/office/word/2010/wordprocessingGroup" xmlns:wpi="http://schemas.microsoft.com/office/word/2010/wordprocessingInk" xmlns:wne="http://schemas.microsoft.com/office/word/2006/wordml" xmlns:wps="http://schemas.microsoft.com/office/word/2010/wordprocessingShape" mc:Ignorable="w14 w15 w16se w16cid w16 w16cex w16sdtdh w16sdtfl w16du wp14">
   <w:footnote w:type="separator" w:id="-1">
     <w:p>
       <w:pPr>
@@ -7028,7 +6618,7 @@
 </file>
 
 <file path=word/numbering.xml><?xml version="1.0" encoding="utf-8"?>
-<w:numbering xmlns:wpc="http://schemas.microsoft.com/office/word/2010/wordprocessingCanvas" xmlns:cx="http://schemas.microsoft.com/office/drawing/2014/chartex" xmlns:cx1="http://schemas.microsoft.com/office/drawing/2015/9/8/chartex" xmlns:cx2="http://schemas.microsoft.com/office/drawing/2015/10/21/chartex" xmlns:cx3="http://schemas.microsoft.com/office/drawing/2016/5/9/chartex" xmlns:cx4="http://schemas.microsoft.com/office/drawing/2016/5/10/chartex" xmlns:cx5="http://schemas.microsoft.com/office/drawing/2016/5/11/chartex" xmlns:cx6="http://schemas.microsoft.com/office/drawing/2016/5/12/chartex" xmlns:cx7="http://schemas.microsoft.com/office/drawing/2016/5/13/chartex" xmlns:cx8="http://schemas.microsoft.com/office/drawing/2016/5/14/chartex" xmlns:mc="http://schemas.openxmlformats.org/markup-compatibility/2006" xmlns:aink="http://schemas.microsoft.com/office/drawing/2016/ink" xmlns:am3d="http://schemas.microsoft.com/office/drawing/2017/model3d" xmlns:o="urn:schemas-microsoft-com:office:office" xmlns:oel="http://schemas.microsoft.com/office/2019/extlst" xmlns:r="http://schemas.openxmlformats.org/officeDocument/2006/relationships" xmlns:m="http://schemas.openxmlformats.org/officeDocument/2006/math" xmlns:v="urn:schemas-microsoft-com:vml" xmlns:wp14="http://schemas.microsoft.com/office/word/2010/wordprocessingDrawing" xmlns:wp="http://schemas.openxmlformats.org/drawingml/2006/wordprocessingDrawing" xmlns:w10="urn:schemas-microsoft-com:office:word" xmlns:w="http://schemas.openxmlformats.org/wordprocessingml/2006/main" xmlns:w14="http://schemas.microsoft.com/office/word/2010/wordml" xmlns:w15="http://schemas.microsoft.com/office/word/2012/wordml" xmlns:w16cei="http://schemas.microsoft.com/office/word/2026/wordml/cei" xmlns:w16cex="http://schemas.microsoft.com/office/word/2018/wordml/cex" xmlns:w16cid="http://schemas.microsoft.com/office/word/2016/wordml/cid" xmlns:w16="http://schemas.microsoft.com/office/word/2018/wordml" xmlns:w16du="http://schemas.microsoft.com/office/word/2023/wordml/word16du" xmlns:w16sdtdh="http://schemas.microsoft.com/office/word/2020/wordml/sdtdatahash" xmlns:w16sdtfl="http://schemas.microsoft.com/office/word/2024/wordml/sdtformatlock" xmlns:w16se="http://schemas.microsoft.com/office/word/2015/wordml/symex" xmlns:wpg="http://schemas.microsoft.com/office/word/2010/wordprocessingGroup" xmlns:wpi="http://schemas.microsoft.com/office/word/2010/wordprocessingInk" xmlns:wne="http://schemas.microsoft.com/office/word/2006/wordml" xmlns:wps="http://schemas.microsoft.com/office/word/2010/wordprocessingShape" mc:Ignorable="w14 w15 w16se w16cid w16 w16cex w16sdtdh w16sdtfl w16du wp14">
+<w:numbering xmlns:wpc="http://schemas.microsoft.com/office/word/2010/wordprocessingCanvas" xmlns:cx="http://schemas.microsoft.com/office/drawing/2014/chartex" xmlns:cx1="http://schemas.microsoft.com/office/drawing/2015/9/8/chartex" xmlns:cx2="http://schemas.microsoft.com/office/drawing/2015/10/21/chartex" xmlns:cx3="http://schemas.microsoft.com/office/drawing/2016/5/9/chartex" xmlns:cx4="http://schemas.microsoft.com/office/drawing/2016/5/10/chartex" xmlns:cx5="http://schemas.microsoft.com/office/drawing/2016/5/11/chartex" xmlns:cx6="http://schemas.microsoft.com/office/drawing/2016/5/12/chartex" xmlns:cx7="http://schemas.microsoft.com/office/drawing/2016/5/13/chartex" xmlns:cx8="http://schemas.microsoft.com/office/drawing/2016/5/14/chartex" xmlns:mc="http://schemas.openxmlformats.org/markup-compatibility/2006" xmlns:aink="http://schemas.microsoft.com/office/drawing/2016/ink" xmlns:am3d="http://schemas.microsoft.com/office/drawing/2017/model3d" xmlns:o="urn:schemas-microsoft-com:office:office" xmlns:oel="http://schemas.microsoft.com/office/2019/extlst" xmlns:r="http://schemas.openxmlformats.org/officeDocument/2006/relationships" xmlns:m="http://schemas.openxmlformats.org/officeDocument/2006/math" xmlns:v="urn:schemas-microsoft-com:vml" xmlns:wp14="http://schemas.microsoft.com/office/word/2010/wordprocessingDrawing" xmlns:wp="http://schemas.openxmlformats.org/drawingml/2006/wordprocessingDrawing" xmlns:w10="urn:schemas-microsoft-com:office:word" xmlns:w="http://schemas.openxmlformats.org/wordprocessingml/2006/main" xmlns:w14="http://schemas.microsoft.com/office/word/2010/wordml" xmlns:w15="http://schemas.microsoft.com/office/word/2012/wordml" xmlns:w16cex="http://schemas.microsoft.com/office/word/2018/wordml/cex" xmlns:w16cid="http://schemas.microsoft.com/office/word/2016/wordml/cid" xmlns:w16="http://schemas.microsoft.com/office/word/2018/wordml" xmlns:w16du="http://schemas.microsoft.com/office/word/2023/wordml/word16du" xmlns:w16sdtdh="http://schemas.microsoft.com/office/word/2020/wordml/sdtdatahash" xmlns:w16sdtfl="http://schemas.microsoft.com/office/word/2024/wordml/sdtformatlock" xmlns:w16se="http://schemas.microsoft.com/office/word/2015/wordml/symex" xmlns:wpg="http://schemas.microsoft.com/office/word/2010/wordprocessingGroup" xmlns:wpi="http://schemas.microsoft.com/office/word/2010/wordprocessingInk" xmlns:wne="http://schemas.microsoft.com/office/word/2006/wordml" xmlns:wps="http://schemas.microsoft.com/office/word/2010/wordprocessingShape" mc:Ignorable="w14 w15 w16se w16cid w16 w16cex w16sdtdh w16sdtfl w16du wp14">
   <w:abstractNum w:abstractNumId="0" w15:restartNumberingAfterBreak="0">
     <w:nsid w:val="00921A3D"/>
     <w:multiLevelType w:val="multilevel"/>
@@ -9239,6 +8829,7 @@
   <w:style w:type="character" w:default="1" w:styleId="a0">
     <w:name w:val="Default Paragraph Font"/>
     <w:uiPriority w:val="1"/>
+    <w:semiHidden/>
     <w:unhideWhenUsed/>
   </w:style>
   <w:style w:type="table" w:default="1" w:styleId="a1">
